--- a/docs/Event-Ops-Merger-Reference.docx
+++ b/docs/Event-Ops-Merger-Reference.docx
@@ -55,7 +55,7 @@
         <w:spacing w:after="120"/>
       </w:pPr>
       <w:r>
-        <w:t xml:space="preserve">Version 1 · 13 October 2026</w:t>
+        <w:t xml:space="preserve">Version 2 · 14 October 2026 · updated after Stage 0 (polygon tool merged)</w:t>
       </w:r>
     </w:p>
     <w:p>
@@ -343,7 +343,7 @@
           </w:tcPr>
           <w:p>
             <w:r>
-              <w:t xml:space="preserve">gpstesting is the main repo; the teammate's polygon tool is merged into it.</w:t>
+              <w:t xml:space="preserve">gpstesting is the main repo; the teammate's polygon tool is merged into it (branch merge_gps-dev, Stage 0 done 14 Oct). Migrations: 001–013 event app, 014–019 polygon bench, new work from 020.</w:t>
             </w:r>
           </w:p>
         </w:tc>
@@ -2779,7 +2779,15 @@
         <w:spacing w:after="120"/>
       </w:pPr>
       <w:r>
-        <w:t xml:space="preserve">Today the polygon tool keeps one shared bench as a JSON document (areas with name, kind and points; one editor at a time via a claim token). For the engines we need zones that are per event, have stable codes and can be queried fast. The merge keeps the teammate's editor and its JSON, makes the bench belong to an event, and on every save copies each area into a zones table with a PostGIS shape and a GiST index.</w:t>
+        <w:t xml:space="preserve">How the polygon tool works today (after the teammate's rewrite and the Stage 0 review): there is one shared bench, and every area and floor plan is its own database row (layout_objects) with its own revision number. Several planners can work at once, one shape each: a shape is locked by whoever starts changing it, the database refuses a save from anyone else, a change is saved as a patch of the fields that changed, and every open screen receives each saved change live (Realtime), plus a live preview while someone drags. An area's data is { id, name, kind, points: [[lat, lng], …] } with 3–200 points inside Singapore; floor-plan pictures are stored separately and shared.</w:t>
+      </w:r>
+    </w:p>
+    <w:p>
+      <w:pPr>
+        <w:spacing w:after="120"/>
+      </w:pPr>
+      <w:r>
+        <w:t xml:space="preserve">For the engines we need zones that are per event, have stable codes and can be queried fast. Stage 1 keeps the teammate's editor, makes the bench belong to an event (layouts.event_id), and copies each area into a zones table with a PostGIS shape and a GiST index. Because a save is now one shape at a time, the copy is a database trigger on layout_objects: an area inserted, changed or deleted updates its zone straight away, with no separate sync step. Stage 1 also adds the missing role check (today any signed-in account can edit the bench): only the event's root and planners may edit its zones.</w:t>
       </w:r>
     </w:p>
     <w:tbl>
@@ -5859,6 +5867,98 @@
           </w:tcPr>
           <w:p>
             <w:r>
+              <w:t xml:space="preserve">layouts, layout_objects, layout_images</w:t>
+            </w:r>
+          </w:p>
+        </w:tc>
+        <w:tc>
+          <w:tcPr>
+            <w:tcW w:type="dxa" w:w="5826"/>
+            <w:tcBorders>
+              <w:top w:val="single" w:color="CBD5E1" w:sz="4"/>
+              <w:left w:val="single" w:color="CBD5E1" w:sz="4"/>
+              <w:bottom w:val="single" w:color="CBD5E1" w:sz="4"/>
+              <w:right w:val="single" w:color="CBD5E1" w:sz="4"/>
+            </w:tcBorders>
+            <w:tcMar>
+              <w:top w:type="dxa" w:w="60"/>
+              <w:left w:type="dxa" w:w="100"/>
+              <w:bottom w:type="dxa" w:w="60"/>
+              <w:right w:type="dxa" w:w="100"/>
+            </w:tcMar>
+          </w:tcPr>
+          <w:p>
+            <w:r>
+              <w:t xml:space="preserve">The polygon bench (existing): one bench (per event from Stage 1), one row per area / floor plan, pictures stored once</w:t>
+            </w:r>
+          </w:p>
+        </w:tc>
+      </w:tr>
+      <w:tr>
+        <w:tc>
+          <w:tcPr>
+            <w:tcW w:type="dxa" w:w="3200"/>
+            <w:tcBorders>
+              <w:top w:val="single" w:color="CBD5E1" w:sz="4"/>
+              <w:left w:val="single" w:color="CBD5E1" w:sz="4"/>
+              <w:bottom w:val="single" w:color="CBD5E1" w:sz="4"/>
+              <w:right w:val="single" w:color="CBD5E1" w:sz="4"/>
+            </w:tcBorders>
+            <w:tcMar>
+              <w:top w:type="dxa" w:w="60"/>
+              <w:left w:type="dxa" w:w="100"/>
+              <w:bottom w:type="dxa" w:w="60"/>
+              <w:right w:type="dxa" w:w="100"/>
+            </w:tcMar>
+          </w:tcPr>
+          <w:p>
+            <w:r>
+              <w:t xml:space="preserve">layout_locks, layout_presence, layout_views</w:t>
+            </w:r>
+          </w:p>
+        </w:tc>
+        <w:tc>
+          <w:tcPr>
+            <w:tcW w:type="dxa" w:w="5826"/>
+            <w:tcBorders>
+              <w:top w:val="single" w:color="CBD5E1" w:sz="4"/>
+              <w:left w:val="single" w:color="CBD5E1" w:sz="4"/>
+              <w:bottom w:val="single" w:color="CBD5E1" w:sz="4"/>
+              <w:right w:val="single" w:color="CBD5E1" w:sz="4"/>
+            </w:tcBorders>
+            <w:tcMar>
+              <w:top w:type="dxa" w:w="60"/>
+              <w:left w:type="dxa" w:w="100"/>
+              <w:bottom w:type="dxa" w:w="60"/>
+              <w:right w:type="dxa" w:w="100"/>
+            </w:tcMar>
+          </w:tcPr>
+          <w:p>
+            <w:r>
+              <w:t xml:space="preserve">Bench editing (existing): one lock per shape per browser tab, who is on the bench, each planner's own map view</w:t>
+            </w:r>
+          </w:p>
+        </w:tc>
+      </w:tr>
+      <w:tr>
+        <w:tc>
+          <w:tcPr>
+            <w:tcW w:type="dxa" w:w="3200"/>
+            <w:tcBorders>
+              <w:top w:val="single" w:color="CBD5E1" w:sz="4"/>
+              <w:left w:val="single" w:color="CBD5E1" w:sz="4"/>
+              <w:bottom w:val="single" w:color="CBD5E1" w:sz="4"/>
+              <w:right w:val="single" w:color="CBD5E1" w:sz="4"/>
+            </w:tcBorders>
+            <w:tcMar>
+              <w:top w:type="dxa" w:w="60"/>
+              <w:left w:type="dxa" w:w="100"/>
+              <w:bottom w:type="dxa" w:w="60"/>
+              <w:right w:type="dxa" w:w="100"/>
+            </w:tcMar>
+          </w:tcPr>
+          <w:p>
+            <w:r>
               <w:t xml:space="preserve">zones</w:t>
             </w:r>
           </w:p>
@@ -5881,7 +5981,7 @@
           </w:tcPr>
           <w:p>
             <w:r>
-              <w:t xml:space="preserve">Per-event zones from the polygon tool: code, kind, PostGIS shape, capacity</w:t>
+              <w:t xml:space="preserve">Per-event zones copied from the bench areas by a trigger: code, kind, PostGIS shape, capacity</w:t>
             </w:r>
           </w:p>
         </w:tc>
@@ -6214,7 +6314,7 @@
         <w:spacing w:after="120"/>
       </w:pPr>
       <w:r>
-        <w:t xml:space="preserve">All new functions follow the project rules: security definer with an empty search path, role checks inside, explicit grants per function (never blanket grants), RLS on every table, and a rolled-back SQL test for every migration.</w:t>
+        <w:t xml:space="preserve">All new functions follow the project rules: security definer with an empty search path, role checks inside, explicit grants per function (never blanket grants), RLS on every table, and a rolled-back SQL test for every migration. New migrations are numbered from 020 (014–019 are the polygon bench).</w:t>
       </w:r>
     </w:p>
     <w:p>
@@ -6890,7 +6990,7 @@
           </w:tcPr>
           <w:p>
             <w:r>
-              <w:t xml:space="preserve">0 Baseline · 1 Polygon merge → per-event zones</w:t>
+              <w:t xml:space="preserve">0 Baseline (done 14 Oct) · 1 Polygon merge → per-event zones</w:t>
             </w:r>
           </w:p>
         </w:tc>
@@ -8026,7 +8126,20 @@
         <w:spacing w:after="60"/>
       </w:pPr>
       <w:r>
-        <w:t xml:space="preserve">Exact JSON shape of the polygon tool after the teammate's final changes (recorded in Stage 0).</w:t>
+        <w:t xml:space="preserve">Done in Stage 0: the polygon tool's data format is recorded in the build plan (section 9).</w:t>
+      </w:r>
+    </w:p>
+    <w:p>
+      <w:pPr>
+        <w:pStyle w:val="ListParagraph"/>
+        <w:numPr>
+          <w:ilvl w:val="0"/>
+          <w:numId w:val="2"/>
+        </w:numPr>
+        <w:spacing w:after="60"/>
+      </w:pPr>
+      <w:r>
+        <w:t xml:space="preserve">Phone check that location sharing still works from the merged build (Komin).</w:t>
       </w:r>
     </w:p>
     <w:p>
